--- a/docs/specs/006-validacion-pitch-entrega/materiales/entregables/IstpetDev-Entregable-4-Validacion.docx
+++ b/docs/specs/006-validacion-pitch-entrega/materiales/entregables/IstpetDev-Entregable-4-Validacion.docx
@@ -545,7 +545,7 @@
                 <w:color w:val="2D3748"/>
                 <w:sz w:val="18"/>
               </w:rPr>
-              <w:t>Reproducible por semilla</w:t>
+              <w:t>Sin ahorro frente al calendario fijo</w:t>
             </w:r>
           </w:p>
         </w:tc>
@@ -807,7 +807,7 @@
     </w:p>
     <w:p>
       <w:pPr>
-        <w:spacing w:after="120"/>
+        <w:spacing w:after="80"/>
       </w:pPr>
       <w:r>
         <w:rPr>
@@ -816,7 +816,7 @@
           <w:color w:val="2D3748"/>
           <w:sz w:val="21"/>
         </w:rPr>
-        <w:t>Se comparó el fixture nacional canónico: 80 puntos de servicio, 6 bodegas, 12 vehículos y 2 productos (desinfectante y papel toalla), sobre 90 días desde el 12-oct-2026. Semillas base 42, 101 y 2024; escenario adverso 9999 (demanda +20 % y un vehículo retirado).</w:t>
+        <w:t>Estas son las escalas que usamos en todo el paquete; cada cifra se refiere a una sola de ellas.</w:t>
       </w:r>
     </w:p>
     <w:tbl>
@@ -836,10 +836,8 @@
         <w:tblLayout w:type="fixed"/>
       </w:tblPr>
       <w:tblGrid>
-        <w:gridCol w:w="3515"/>
-        <w:gridCol w:w="2041"/>
-        <w:gridCol w:w="2154"/>
-        <w:gridCol w:w="1701"/>
+        <w:gridCol w:w="2494"/>
+        <w:gridCol w:w="6917"/>
       </w:tblGrid>
       <w:tr>
         <w:trPr>
@@ -848,7 +846,212 @@
         </w:trPr>
         <w:tc>
           <w:tcPr>
-            <w:tcW w:type="dxa" w:w="3515"/>
+            <w:tcW w:type="dxa" w:w="2494"/>
+            <w:shd w:val="clear" w:color="auto" w:fill="2D3748"/>
+          </w:tcPr>
+          <w:p>
+            <w:pPr>
+              <w:jc w:val="center"/>
+            </w:pPr>
+            <w:r/>
+            <w:r>
+              <w:rPr>
+                <w:b/>
+                <w:color w:val="FFFFFF"/>
+                <w:sz w:val="18"/>
+              </w:rPr>
+              <w:t>Uso</w:t>
+            </w:r>
+          </w:p>
+        </w:tc>
+        <w:tc>
+          <w:tcPr>
+            <w:tcW w:type="dxa" w:w="6917"/>
+            <w:shd w:val="clear" w:color="auto" w:fill="2D3748"/>
+          </w:tcPr>
+          <w:p>
+            <w:pPr>
+              <w:jc w:val="center"/>
+            </w:pPr>
+            <w:r/>
+            <w:r>
+              <w:rPr>
+                <w:b/>
+                <w:color w:val="FFFFFF"/>
+                <w:sz w:val="18"/>
+              </w:rPr>
+              <w:t>Escala</w:t>
+            </w:r>
+          </w:p>
+        </w:tc>
+      </w:tr>
+      <w:tr>
+        <w:trPr>
+          <w:cantSplit/>
+        </w:trPr>
+        <w:tc>
+          <w:tcPr>
+            <w:tcW w:type="dxa" w:w="2494"/>
+          </w:tcPr>
+          <w:p>
+            <w:r/>
+            <w:r>
+              <w:rPr>
+                <w:b/>
+                <w:color w:val="2D3748"/>
+                <w:sz w:val="18"/>
+              </w:rPr>
+              <w:t>Comparación A/B/C</w:t>
+            </w:r>
+          </w:p>
+        </w:tc>
+        <w:tc>
+          <w:tcPr>
+            <w:tcW w:type="dxa" w:w="6917"/>
+          </w:tcPr>
+          <w:p>
+            <w:r/>
+            <w:r>
+              <w:rPr>
+                <w:b w:val="0"/>
+                <w:color w:val="2D3748"/>
+                <w:sz w:val="18"/>
+              </w:rPr>
+              <w:t>Escenario sintético de Quito: 40 puntos; el ensayo usa 4 pedidos y 6 entregas críticas</w:t>
+            </w:r>
+          </w:p>
+        </w:tc>
+      </w:tr>
+      <w:tr>
+        <w:trPr>
+          <w:cantSplit/>
+        </w:trPr>
+        <w:tc>
+          <w:tcPr>
+            <w:tcW w:type="dxa" w:w="2494"/>
+          </w:tcPr>
+          <w:p>
+            <w:r/>
+            <w:r>
+              <w:rPr>
+                <w:b/>
+                <w:color w:val="2D3748"/>
+                <w:sz w:val="18"/>
+              </w:rPr>
+              <w:t>Simulación de 90 días</w:t>
+            </w:r>
+          </w:p>
+        </w:tc>
+        <w:tc>
+          <w:tcPr>
+            <w:tcW w:type="dxa" w:w="6917"/>
+          </w:tcPr>
+          <w:p>
+            <w:r/>
+            <w:r>
+              <w:rPr>
+                <w:b w:val="0"/>
+                <w:color w:val="2D3748"/>
+                <w:sz w:val="18"/>
+              </w:rPr>
+              <w:t>El mismo escenario: 40 puntos, 3 bodegas, 10 vehículos y 12 productos</w:t>
+            </w:r>
+          </w:p>
+        </w:tc>
+      </w:tr>
+      <w:tr>
+        <w:trPr>
+          <w:cantSplit/>
+        </w:trPr>
+        <w:tc>
+          <w:tcPr>
+            <w:tcW w:type="dxa" w:w="2494"/>
+          </w:tcPr>
+          <w:p>
+            <w:r/>
+            <w:r>
+              <w:rPr>
+                <w:b/>
+                <w:color w:val="2D3748"/>
+                <w:sz w:val="18"/>
+              </w:rPr>
+              <w:t>Demostración en vivo</w:t>
+            </w:r>
+          </w:p>
+        </w:tc>
+        <w:tc>
+          <w:tcPr>
+            <w:tcW w:type="dxa" w:w="6917"/>
+          </w:tcPr>
+          <w:p>
+            <w:r/>
+            <w:r>
+              <w:rPr>
+                <w:b w:val="0"/>
+                <w:color w:val="2D3748"/>
+                <w:sz w:val="18"/>
+              </w:rPr>
+              <w:t>Región de demostración: unos 15 puntos y 2 vehículos</w:t>
+            </w:r>
+          </w:p>
+        </w:tc>
+      </w:tr>
+    </w:tbl>
+    <w:p>
+      <w:pPr>
+        <w:spacing w:after="80"/>
+      </w:pPr>
+    </w:p>
+    <w:p>
+      <w:pPr>
+        <w:spacing w:after="40"/>
+      </w:pPr>
+    </w:p>
+    <w:p>
+      <w:pPr>
+        <w:spacing w:after="120"/>
+      </w:pPr>
+      <w:r>
+        <w:rPr>
+          <w:b w:val="0"/>
+          <w:i w:val="0"/>
+          <w:color w:val="2D3748"/>
+          <w:sz w:val="21"/>
+        </w:rPr>
+        <w:t>Se comparó el escenario sintético de Quito importado en la base de datos (12 de los 40 puntos usan referencias de establecimientos públicos), sobre 90 días. Semillas base 42, 101 y 2024; escenario adverso 9999, con un vehículo retirado (VEH-0001). Corrida del 17-oct, commit ceeaf03; cifras en mediana de las semillas base.</w:t>
+      </w:r>
+    </w:p>
+    <w:tbl>
+      <w:tblPr>
+        <w:tblW w:type="auto" w:w="0"/>
+        <w:tblLayout w:type="fixed"/>
+        <w:tblLook w:firstColumn="1" w:firstRow="1" w:lastColumn="0" w:lastRow="0" w:noHBand="0" w:noVBand="1" w:val="04A0"/>
+        <w:jc w:val="center"/>
+        <w:tblBorders>
+          <w:top w:val="single" w:sz="4" w:color="CBD5E1"/>
+          <w:left w:val="single" w:sz="4" w:color="CBD5E1"/>
+          <w:bottom w:val="single" w:sz="4" w:color="CBD5E1"/>
+          <w:right w:val="single" w:sz="4" w:color="CBD5E1"/>
+          <w:insideH w:val="single" w:sz="4" w:color="CBD5E1"/>
+          <w:insideV w:val="single" w:sz="4" w:color="CBD5E1"/>
+        </w:tblBorders>
+        <w:tblLayout w:type="fixed"/>
+      </w:tblPr>
+      <w:tblGrid>
+        <w:gridCol w:w="3061"/>
+        <w:gridCol w:w="2041"/>
+        <w:gridCol w:w="1474"/>
+        <w:gridCol w:w="1361"/>
+        <w:gridCol w:w="1474"/>
+      </w:tblGrid>
+      <w:tr>
+        <w:trPr>
+          <w:tblHeader/>
+          <w:cantSplit/>
+        </w:trPr>
+        <w:tc>
+          <w:tcPr>
+            <w:tcW w:type="dxa" w:w="3061"/>
             <w:shd w:val="clear" w:color="auto" w:fill="2D3748"/>
           </w:tcPr>
           <w:p>
@@ -882,13 +1085,13 @@
                 <w:color w:val="FFFFFF"/>
                 <w:sz w:val="18"/>
               </w:rPr>
-              <w:t>Km totales (mediana)</w:t>
+              <w:t>Costo de transporte</w:t>
             </w:r>
           </w:p>
         </w:tc>
         <w:tc>
           <w:tcPr>
-            <w:tcW w:type="dxa" w:w="2154"/>
+            <w:tcW w:type="dxa" w:w="1474"/>
             <w:shd w:val="clear" w:color="auto" w:fill="2D3748"/>
           </w:tcPr>
           <w:p>
@@ -902,13 +1105,13 @@
                 <w:color w:val="FFFFFF"/>
                 <w:sz w:val="18"/>
               </w:rPr>
-              <w:t>Costo de transporte</w:t>
+              <w:t>Km totales</w:t>
             </w:r>
           </w:p>
         </w:tc>
         <w:tc>
           <w:tcPr>
-            <w:tcW w:type="dxa" w:w="1701"/>
+            <w:tcW w:type="dxa" w:w="1361"/>
             <w:shd w:val="clear" w:color="auto" w:fill="2D3748"/>
           </w:tcPr>
           <w:p>
@@ -926,6 +1129,26 @@
             </w:r>
           </w:p>
         </w:tc>
+        <w:tc>
+          <w:tcPr>
+            <w:tcW w:type="dxa" w:w="1474"/>
+            <w:shd w:val="clear" w:color="auto" w:fill="2D3748"/>
+          </w:tcPr>
+          <w:p>
+            <w:pPr>
+              <w:jc w:val="center"/>
+            </w:pPr>
+            <w:r/>
+            <w:r>
+              <w:rPr>
+                <w:b/>
+                <w:color w:val="FFFFFF"/>
+                <w:sz w:val="18"/>
+              </w:rPr>
+              <w:t>Quiebres</w:t>
+            </w:r>
+          </w:p>
+        </w:tc>
       </w:tr>
       <w:tr>
         <w:trPr>
@@ -933,7 +1156,7 @@
         </w:trPr>
         <w:tc>
           <w:tcPr>
-            <w:tcW w:type="dxa" w:w="3515"/>
+            <w:tcW w:type="dxa" w:w="3061"/>
           </w:tcPr>
           <w:p>
             <w:r/>
@@ -959,13 +1182,13 @@
                 <w:color w:val="2D3748"/>
                 <w:sz w:val="19"/>
               </w:rPr>
-              <w:t>4 562,5</w:t>
+              <w:t>USD 8 507,86</w:t>
             </w:r>
           </w:p>
         </w:tc>
         <w:tc>
           <w:tcPr>
-            <w:tcW w:type="dxa" w:w="2154"/>
+            <w:tcW w:type="dxa" w:w="1474"/>
           </w:tcPr>
           <w:p>
             <w:r/>
@@ -975,13 +1198,13 @@
                 <w:color w:val="2D3748"/>
                 <w:sz w:val="19"/>
               </w:rPr>
-              <w:t>USD 7 984,38</w:t>
+              <w:t>9 699,4</w:t>
             </w:r>
           </w:p>
         </w:tc>
         <w:tc>
           <w:tcPr>
-            <w:tcW w:type="dxa" w:w="1701"/>
+            <w:tcW w:type="dxa" w:w="1361"/>
           </w:tcPr>
           <w:p>
             <w:r/>
@@ -991,7 +1214,23 @@
                 <w:color w:val="2D3748"/>
                 <w:sz w:val="19"/>
               </w:rPr>
-              <w:t>365</w:t>
+              <w:t>1 966</w:t>
+            </w:r>
+          </w:p>
+        </w:tc>
+        <w:tc>
+          <w:tcPr>
+            <w:tcW w:type="dxa" w:w="1474"/>
+          </w:tcPr>
+          <w:p>
+            <w:r/>
+            <w:r>
+              <w:rPr>
+                <w:b w:val="0"/>
+                <w:color w:val="2D3748"/>
+                <w:sz w:val="19"/>
+              </w:rPr>
+              <w:t>16 608</w:t>
             </w:r>
           </w:p>
         </w:tc>
@@ -1002,7 +1241,7 @@
         </w:trPr>
         <w:tc>
           <w:tcPr>
-            <w:tcW w:type="dxa" w:w="3515"/>
+            <w:tcW w:type="dxa" w:w="3061"/>
           </w:tcPr>
           <w:p>
             <w:r/>
@@ -1028,13 +1267,13 @@
                 <w:color w:val="2D3748"/>
                 <w:sz w:val="19"/>
               </w:rPr>
-              <w:t>7 800,0</w:t>
+              <w:t>USD 4 889,23</w:t>
             </w:r>
           </w:p>
         </w:tc>
         <w:tc>
           <w:tcPr>
-            <w:tcW w:type="dxa" w:w="2154"/>
+            <w:tcW w:type="dxa" w:w="1474"/>
           </w:tcPr>
           <w:p>
             <w:r/>
@@ -1044,13 +1283,13 @@
                 <w:color w:val="2D3748"/>
                 <w:sz w:val="19"/>
               </w:rPr>
-              <w:t>USD 13 650,00</w:t>
+              <w:t>5 589,1</w:t>
             </w:r>
           </w:p>
         </w:tc>
         <w:tc>
           <w:tcPr>
-            <w:tcW w:type="dxa" w:w="1701"/>
+            <w:tcW w:type="dxa" w:w="1361"/>
           </w:tcPr>
           <w:p>
             <w:r/>
@@ -1060,7 +1299,23 @@
                 <w:color w:val="2D3748"/>
                 <w:sz w:val="19"/>
               </w:rPr>
-              <w:t>624</w:t>
+              <w:t>1 611</w:t>
+            </w:r>
+          </w:p>
+        </w:tc>
+        <w:tc>
+          <w:tcPr>
+            <w:tcW w:type="dxa" w:w="1474"/>
+          </w:tcPr>
+          <w:p>
+            <w:r/>
+            <w:r>
+              <w:rPr>
+                <w:b w:val="0"/>
+                <w:color w:val="2D3748"/>
+                <w:sz w:val="19"/>
+              </w:rPr>
+              <w:t>16 117</w:t>
             </w:r>
           </w:p>
         </w:tc>
@@ -1071,7 +1326,7 @@
         </w:trPr>
         <w:tc>
           <w:tcPr>
-            <w:tcW w:type="dxa" w:w="3515"/>
+            <w:tcW w:type="dxa" w:w="3061"/>
           </w:tcPr>
           <w:p>
             <w:r/>
@@ -1097,13 +1352,13 @@
                 <w:color w:val="2D3748"/>
                 <w:sz w:val="19"/>
               </w:rPr>
-              <w:t>7 037,5</w:t>
+              <w:t>USD 6 077,22</w:t>
             </w:r>
           </w:p>
         </w:tc>
         <w:tc>
           <w:tcPr>
-            <w:tcW w:type="dxa" w:w="2154"/>
+            <w:tcW w:type="dxa" w:w="1474"/>
           </w:tcPr>
           <w:p>
             <w:r/>
@@ -1113,13 +1368,13 @@
                 <w:color w:val="2D3748"/>
                 <w:sz w:val="19"/>
               </w:rPr>
-              <w:t>USD 12 315,63</w:t>
+              <w:t>6 571,2</w:t>
             </w:r>
           </w:p>
         </w:tc>
         <w:tc>
           <w:tcPr>
-            <w:tcW w:type="dxa" w:w="1701"/>
+            <w:tcW w:type="dxa" w:w="1361"/>
           </w:tcPr>
           <w:p>
             <w:r/>
@@ -1129,34 +1384,13 @@
                 <w:color w:val="2D3748"/>
                 <w:sz w:val="19"/>
               </w:rPr>
-              <w:t>563</w:t>
-            </w:r>
-          </w:p>
-        </w:tc>
-      </w:tr>
-      <w:tr>
-        <w:trPr>
-          <w:cantSplit/>
-        </w:trPr>
-        <w:tc>
-          <w:tcPr>
-            <w:tcW w:type="dxa" w:w="3515"/>
-          </w:tcPr>
-          <w:p>
-            <w:r/>
-            <w:r>
-              <w:rPr>
-                <w:b/>
-                <w:color w:val="2D3748"/>
-                <w:sz w:val="19"/>
-              </w:rPr>
-              <w:t>IstpetDev, escenario adverso</w:t>
+              <w:t>939</w:t>
             </w:r>
           </w:p>
         </w:tc>
         <w:tc>
           <w:tcPr>
-            <w:tcW w:type="dxa" w:w="2041"/>
+            <w:tcW w:type="dxa" w:w="1474"/>
           </w:tcPr>
           <w:p>
             <w:r/>
@@ -1166,39 +1400,7 @@
                 <w:color w:val="2D3748"/>
                 <w:sz w:val="19"/>
               </w:rPr>
-              <w:t>6 962,5</w:t>
-            </w:r>
-          </w:p>
-        </w:tc>
-        <w:tc>
-          <w:tcPr>
-            <w:tcW w:type="dxa" w:w="2154"/>
-          </w:tcPr>
-          <w:p>
-            <w:r/>
-            <w:r>
-              <w:rPr>
-                <w:b w:val="0"/>
-                <w:color w:val="2D3748"/>
-                <w:sz w:val="19"/>
-              </w:rPr>
-              <w:t>USD 12 184,38</w:t>
-            </w:r>
-          </w:p>
-        </w:tc>
-        <w:tc>
-          <w:tcPr>
-            <w:tcW w:type="dxa" w:w="1701"/>
-          </w:tcPr>
-          <w:p>
-            <w:r/>
-            <w:r>
-              <w:rPr>
-                <w:b w:val="0"/>
-                <w:color w:val="2D3748"/>
-                <w:sz w:val="19"/>
-              </w:rPr>
-              <w:t>557</w:t>
+              <w:t>16 589</w:t>
             </w:r>
           </w:p>
         </w:tc>
@@ -1220,7 +1422,7 @@
           <w:color w:val="2D3748"/>
           <w:sz w:val="21"/>
         </w:rPr>
-        <w:t xml:space="preserve">Frente al calendario fijo: </w:t>
+        <w:t xml:space="preserve">Frente al calendario fijo semanal: </w:t>
       </w:r>
       <w:r>
         <w:rPr>
@@ -1228,7 +1430,7 @@
           <w:color w:val="2D3748"/>
           <w:sz w:val="21"/>
         </w:rPr>
-        <w:t>IstpetDev recorre 7 037,5 km en lugar de 7 800 y su costo de transporte es 9,8 % menor (USD 12 315,63 frente a USD 13 650,00).</w:t>
+        <w:t>no hay ahorro. IstpetDev cuesta más (USD 6 077,22 frente a USD 4 889,23), recorre más km y tiene más quiebres netos en las semillas base. En el escenario adverso la diferencia neta de quiebres se invierte (+168 a favor de IstpetDev).</w:t>
       </w:r>
     </w:p>
     <w:p>
@@ -1250,7 +1452,7 @@
           <w:color w:val="2D3748"/>
           <w:sz w:val="21"/>
         </w:rPr>
-        <w:t>la reactiva hace menos entregas, pero tarde, cuando el punto ya está desabastecido. IstpetDev adelanta la reposición.</w:t>
+        <w:t>IstpetDev gasta menos en transporte, pero también entrega menos veces (939 frente a 1 966) y su diferencia neta de quiebres no mejora (−20 en la mediana).</w:t>
       </w:r>
     </w:p>
     <w:p>
@@ -1264,7 +1466,7 @@
           <w:color w:val="2D3748"/>
           <w:sz w:val="21"/>
         </w:rPr>
-        <w:t xml:space="preserve">Ante la disrupción: </w:t>
+        <w:t xml:space="preserve">Puntualidad: </w:t>
       </w:r>
       <w:r>
         <w:rPr>
@@ -1272,7 +1474,7 @@
           <w:color w:val="2D3748"/>
           <w:sz w:val="21"/>
         </w:rPr>
-        <w:t>con demanda +20 % y un vehículo menos, completa 557 entregas sin colapsar.</w:t>
+        <w:t>similar entre políticas (38,6 % en IstpetDev y reactiva, 40,4 % en el calendario fijo).</w:t>
       </w:r>
     </w:p>
     <w:p>
@@ -1288,7 +1490,7 @@
           <w:color w:val="2D3748"/>
           <w:sz w:val="20"/>
         </w:rPr>
-        <w:t xml:space="preserve">Cómo leer el 9,8 %: </w:t>
+        <w:t xml:space="preserve">Cómo leer estas cifras: </w:t>
       </w:r>
       <w:r>
         <w:rPr>
@@ -1296,7 +1498,7 @@
           <w:color w:val="2D3748"/>
           <w:sz w:val="20"/>
         </w:rPr>
-        <w:t>el costo por entrega es igual en las tres políticas (USD 21,88); el ahorro viene de eliminar visitas innecesarias a puntos con stock suficiente. Es una simulación con datos sintéticos, no un ahorro observado en una empresa, y esta comparación no mide quiebres de stock.</w:t>
+        <w:t>es una simulación con datos sintéticos, no un ahorro observado. No sostiene que IstpetDev reduzca el costo frente a un calendario fijo: ese efecto, y su relación con los quiebres, se medirá con datos de una empresa en el piloto. Una versión anterior de este entregable citaba un 9,8 % de ahorro calculado sobre otro conjunto de datos; se retira.</w:t>
       </w:r>
     </w:p>
     <w:p>
@@ -1310,7 +1512,7 @@
           <w:color w:val="64748B"/>
           <w:sz w:val="19"/>
         </w:rPr>
-        <w:t>Las corridas se reproducen con las semillas fijadas y el fixture `national-v1`; el resumen y el paquete exportado quedan en el repositorio, y una prueba automatizada los genera y verifica.</w:t>
+        <w:t>Las corridas se reproducen con las semillas fijadas y el dataset `demo-quito-planificacion`; el resumen queda en `docs/evidence/simulation-quito/` y las cifras comentadas en la nota «Cifras del simulador 90 días».</w:t>
       </w:r>
     </w:p>
     <w:p>
@@ -1453,6 +1655,20 @@
           <w:sz w:val="34"/>
         </w:rPr>
         <w:t>¿Qué modificamos a partir de las pruebas?</w:t>
+      </w:r>
+    </w:p>
+    <w:p>
+      <w:pPr>
+        <w:pStyle w:val="ListBullet"/>
+        <w:spacing w:after="60"/>
+      </w:pPr>
+      <w:r>
+        <w:rPr>
+          <w:b w:val="0"/>
+          <w:color w:val="2D3748"/>
+          <w:sz w:val="21"/>
+        </w:rPr>
+        <w:t>Retiramos la cifra de 9,8 % de ahorro: venía de otro conjunto de datos y no se sostiene con la corrida del 17-oct sobre el escenario de Quito.</w:t>
       </w:r>
     </w:p>
     <w:p>
